--- a/docs/Legal/AgriX_Ugovor_o_licenciranju.docx
+++ b/docs/Legal/AgriX_Ugovor_o_licenciranju.docx
@@ -5182,7 +5182,7 @@
           <w:sz w:val="21"/>
           <w:szCs w:val="21"/>
         </w:rPr>
-        <w:t xml:space="preserve">Vremenski prozor u kojem važi rok reakcije od jednog sata: ______________.</w:t>
+        <w:t xml:space="preserve">Vremenski prozor u kojem važi rok reakcije od jednog sata: tokom sezone (1. jun — 30. novembar) svakog dana od 08.00 do 20.00 časova; van sezone radnim danima od 08.00 do 16.00 časova.</w:t>
       </w:r>
     </w:p>
     <w:p>

--- a/docs/Legal/AgriX_Ugovor_o_licenciranju.docx
+++ b/docs/Legal/AgriX_Ugovor_o_licenciranju.docx
@@ -3062,7 +3062,7 @@
           <w:sz w:val="21"/>
           <w:szCs w:val="21"/>
         </w:rPr>
-        <w:t xml:space="preserve">Ugovorne strane će eventualne sporove rešavati sporazumno. Ako sporazum ne bude postignut, ugovara se nadležnost stvarno nadležnog suda u ______________.</w:t>
+        <w:t xml:space="preserve">Ugovorne strane će eventualne sporove rešavati sporazumno. Ako sporazum ne bude postignut, ugovara se nadležnost stvarno nadležnog suda u Nišu.</w:t>
       </w:r>
     </w:p>
     <w:p>
